--- a/planification/onekeo_yasmine_TP2.docx
+++ b/planification/onekeo_yasmine_TP2.docx
@@ -447,7 +447,7 @@
       <w:r>
         <w:t xml:space="preserve"> </w:t>
       </w:r>
-      <w:hyperlink r:id="rId4" w:history="1">
+      <w:hyperlink r:id="rId5" w:history="1">
         <w:r>
           <w:rPr>
             <w:rStyle w:val="Hyperlien"/>
@@ -532,7 +532,7 @@
       <w:r>
         <w:t xml:space="preserve"> </w:t>
       </w:r>
-      <w:hyperlink r:id="rId5" w:history="1">
+      <w:hyperlink r:id="rId6" w:history="1">
         <w:r>
           <w:rPr>
             <w:rStyle w:val="Hyperlien"/>
@@ -545,6 +545,505 @@
       </w:r>
     </w:p>
     <w:p/>
+    <w:p>
+      <w:pPr>
+        <w:jc w:val="center"/>
+      </w:pPr>
+      <w:r>
+        <w:rPr>
+          <w:noProof/>
+        </w:rPr>
+        <w:drawing>
+          <wp:inline distT="0" distB="0" distL="0" distR="0" wp14:anchorId="34054CBA" wp14:editId="0B204BF7">
+            <wp:extent cx="3029874" cy="1704304"/>
+            <wp:effectExtent l="0" t="0" r="0" b="0"/>
+            <wp:docPr id="1615838712" name="Image 1"/>
+            <wp:cNvGraphicFramePr>
+              <a:graphicFrameLocks xmlns:a="http://schemas.openxmlformats.org/drawingml/2006/main" noChangeAspect="1"/>
+            </wp:cNvGraphicFramePr>
+            <a:graphic xmlns:a="http://schemas.openxmlformats.org/drawingml/2006/main">
+              <a:graphicData uri="http://schemas.openxmlformats.org/drawingml/2006/picture">
+                <pic:pic xmlns:pic="http://schemas.openxmlformats.org/drawingml/2006/picture">
+                  <pic:nvPicPr>
+                    <pic:cNvPr id="1615838712" name="Image 1615838712"/>
+                    <pic:cNvPicPr/>
+                  </pic:nvPicPr>
+                  <pic:blipFill>
+                    <a:blip r:embed="rId7" cstate="print">
+                      <a:extLst>
+                        <a:ext uri="{28A0092B-C50C-407E-A947-70E740481C1C}">
+                          <a14:useLocalDpi xmlns:a14="http://schemas.microsoft.com/office/drawing/2010/main" val="0"/>
+                        </a:ext>
+                      </a:extLst>
+                    </a:blip>
+                    <a:stretch>
+                      <a:fillRect/>
+                    </a:stretch>
+                  </pic:blipFill>
+                  <pic:spPr>
+                    <a:xfrm>
+                      <a:off x="0" y="0"/>
+                      <a:ext cx="3153286" cy="1773723"/>
+                    </a:xfrm>
+                    <a:prstGeom prst="rect">
+                      <a:avLst/>
+                    </a:prstGeom>
+                  </pic:spPr>
+                </pic:pic>
+              </a:graphicData>
+            </a:graphic>
+          </wp:inline>
+        </w:drawing>
+      </w:r>
+    </w:p>
+    <w:p>
+      <w:pPr>
+        <w:jc w:val="center"/>
+      </w:pPr>
+      <w:r>
+        <w:rPr>
+          <w:noProof/>
+        </w:rPr>
+        <w:drawing>
+          <wp:inline distT="0" distB="0" distL="0" distR="0" wp14:anchorId="4CCE2B94" wp14:editId="66028E77">
+            <wp:extent cx="3030386" cy="1704592"/>
+            <wp:effectExtent l="0" t="0" r="5080" b="0"/>
+            <wp:docPr id="572878702" name="Image 3"/>
+            <wp:cNvGraphicFramePr>
+              <a:graphicFrameLocks xmlns:a="http://schemas.openxmlformats.org/drawingml/2006/main" noChangeAspect="1"/>
+            </wp:cNvGraphicFramePr>
+            <a:graphic xmlns:a="http://schemas.openxmlformats.org/drawingml/2006/main">
+              <a:graphicData uri="http://schemas.openxmlformats.org/drawingml/2006/picture">
+                <pic:pic xmlns:pic="http://schemas.openxmlformats.org/drawingml/2006/picture">
+                  <pic:nvPicPr>
+                    <pic:cNvPr id="572878702" name="Image 572878702"/>
+                    <pic:cNvPicPr/>
+                  </pic:nvPicPr>
+                  <pic:blipFill>
+                    <a:blip r:embed="rId8" cstate="print">
+                      <a:extLst>
+                        <a:ext uri="{28A0092B-C50C-407E-A947-70E740481C1C}">
+                          <a14:useLocalDpi xmlns:a14="http://schemas.microsoft.com/office/drawing/2010/main" val="0"/>
+                        </a:ext>
+                      </a:extLst>
+                    </a:blip>
+                    <a:stretch>
+                      <a:fillRect/>
+                    </a:stretch>
+                  </pic:blipFill>
+                  <pic:spPr>
+                    <a:xfrm>
+                      <a:off x="0" y="0"/>
+                      <a:ext cx="3430511" cy="1929662"/>
+                    </a:xfrm>
+                    <a:prstGeom prst="rect">
+                      <a:avLst/>
+                    </a:prstGeom>
+                  </pic:spPr>
+                </pic:pic>
+              </a:graphicData>
+            </a:graphic>
+          </wp:inline>
+        </w:drawing>
+      </w:r>
+    </w:p>
+    <w:p>
+      <w:pPr>
+        <w:jc w:val="center"/>
+      </w:pPr>
+      <w:r>
+        <w:rPr>
+          <w:noProof/>
+        </w:rPr>
+        <w:drawing>
+          <wp:inline distT="0" distB="0" distL="0" distR="0" wp14:anchorId="5ED8C8B9" wp14:editId="5C3DBDC0">
+            <wp:extent cx="3021247" cy="1699452"/>
+            <wp:effectExtent l="0" t="0" r="1905" b="2540"/>
+            <wp:docPr id="704916443" name="Image 5"/>
+            <wp:cNvGraphicFramePr>
+              <a:graphicFrameLocks xmlns:a="http://schemas.openxmlformats.org/drawingml/2006/main" noChangeAspect="1"/>
+            </wp:cNvGraphicFramePr>
+            <a:graphic xmlns:a="http://schemas.openxmlformats.org/drawingml/2006/main">
+              <a:graphicData uri="http://schemas.openxmlformats.org/drawingml/2006/picture">
+                <pic:pic xmlns:pic="http://schemas.openxmlformats.org/drawingml/2006/picture">
+                  <pic:nvPicPr>
+                    <pic:cNvPr id="704916443" name="Image 704916443"/>
+                    <pic:cNvPicPr/>
+                  </pic:nvPicPr>
+                  <pic:blipFill>
+                    <a:blip r:embed="rId9" cstate="print">
+                      <a:extLst>
+                        <a:ext uri="{28A0092B-C50C-407E-A947-70E740481C1C}">
+                          <a14:useLocalDpi xmlns:a14="http://schemas.microsoft.com/office/drawing/2010/main" val="0"/>
+                        </a:ext>
+                      </a:extLst>
+                    </a:blip>
+                    <a:stretch>
+                      <a:fillRect/>
+                    </a:stretch>
+                  </pic:blipFill>
+                  <pic:spPr>
+                    <a:xfrm>
+                      <a:off x="0" y="0"/>
+                      <a:ext cx="3097724" cy="1742470"/>
+                    </a:xfrm>
+                    <a:prstGeom prst="rect">
+                      <a:avLst/>
+                    </a:prstGeom>
+                  </pic:spPr>
+                </pic:pic>
+              </a:graphicData>
+            </a:graphic>
+          </wp:inline>
+        </w:drawing>
+      </w:r>
+    </w:p>
+    <w:p>
+      <w:pPr>
+        <w:jc w:val="center"/>
+      </w:pPr>
+    </w:p>
+    <w:p>
+      <w:pPr>
+        <w:rPr>
+          <w:i/>
+          <w:iCs/>
+        </w:rPr>
+      </w:pPr>
+      <w:r>
+        <w:rPr>
+          <w:i/>
+          <w:iCs/>
+        </w:rPr>
+        <w:t>Page HUD :</w:t>
+      </w:r>
+    </w:p>
+    <w:p>
+      <w:pPr>
+        <w:rPr>
+          <w:i/>
+          <w:iCs/>
+        </w:rPr>
+      </w:pPr>
+    </w:p>
+    <w:p>
+      <w:r>
+        <w:tab/>
+      </w:r>
+      <w:r>
+        <w:t>Dans la colonne de gauche avec un bouton on peut changer de membre et on peut y voir une icône représentant le membre du groupe choisit ainsi qu’une photo du membre en question.</w:t>
+      </w:r>
+    </w:p>
+    <w:p/>
+    <w:p>
+      <w:pPr>
+        <w:ind w:firstLine="708"/>
+      </w:pPr>
+      <w:r>
+        <w:t xml:space="preserve">Dans </w:t>
+      </w:r>
+      <w:r>
+        <w:t>la 2eme colonne</w:t>
+      </w:r>
+      <w:r>
+        <w:t>, il y a une zone de texte décrivant la personne et le groupe</w:t>
+      </w:r>
+      <w:r>
+        <w:t xml:space="preserve"> </w:t>
+      </w:r>
+      <w:r>
+        <w:t>en plus d</w:t>
+      </w:r>
+      <w:r>
+        <w:t>’</w:t>
+      </w:r>
+      <w:r>
+        <w:t>un fichier audio d</w:t>
+      </w:r>
+      <w:r>
+        <w:t>’</w:t>
+      </w:r>
+      <w:r>
+        <w:t xml:space="preserve">un solo </w:t>
+      </w:r>
+      <w:r>
+        <w:t>et d’une map de la région dont la personne</w:t>
+      </w:r>
+      <w:r>
+        <w:t xml:space="preserve"> </w:t>
+      </w:r>
+      <w:r>
+        <w:t>provient.</w:t>
+      </w:r>
+    </w:p>
+    <w:p>
+      <w:pPr>
+        <w:ind w:firstLine="708"/>
+      </w:pPr>
+    </w:p>
+    <w:p>
+      <w:pPr>
+        <w:ind w:left="708"/>
+      </w:pPr>
+      <w:r>
+        <w:t>Dans la 3eme, il n’y a que l’avatar de la personne qui fais un 360.</w:t>
+      </w:r>
+    </w:p>
+    <w:p/>
+    <w:p>
+      <w:pPr>
+        <w:ind w:firstLine="708"/>
+      </w:pPr>
+      <w:r>
+        <w:t>Dans la colonne le plus à droite, il y a un œil avec l’iris de la couleur ru membre</w:t>
+      </w:r>
+      <w:r>
+        <w:t xml:space="preserve"> </w:t>
+      </w:r>
+      <w:r>
+        <w:t>respecté, une photo du logo du groupe ainsi qu’une charte des points faibles de</w:t>
+      </w:r>
+      <w:r>
+        <w:t xml:space="preserve"> </w:t>
+      </w:r>
+      <w:r>
+        <w:t>la</w:t>
+      </w:r>
+      <w:r>
+        <w:t xml:space="preserve"> </w:t>
+      </w:r>
+      <w:r>
+        <w:t>personne.</w:t>
+      </w:r>
+    </w:p>
+    <w:p>
+      <w:pPr>
+        <w:ind w:left="708"/>
+      </w:pPr>
+    </w:p>
+    <w:p>
+      <w:pPr>
+        <w:ind w:firstLine="708"/>
+      </w:pPr>
+      <w:r>
+        <w:t xml:space="preserve">Dans la dernière colonne, celle qui est tout en bas, c’est le </w:t>
+      </w:r>
+      <w:proofErr w:type="spellStart"/>
+      <w:r>
+        <w:rPr>
+          <w:i/>
+          <w:iCs/>
+        </w:rPr>
+        <w:t>footer</w:t>
+      </w:r>
+      <w:proofErr w:type="spellEnd"/>
+      <w:r>
+        <w:t xml:space="preserve">. Là où on peut </w:t>
+      </w:r>
+      <w:r>
+        <w:t>changer pour aller voir chacune des membres</w:t>
+      </w:r>
+      <w:r>
+        <w:t>.</w:t>
+      </w:r>
+    </w:p>
+    <w:p>
+      <w:pPr>
+        <w:ind w:firstLine="708"/>
+      </w:pPr>
+    </w:p>
+    <w:p>
+      <w:pPr>
+        <w:ind w:firstLine="708"/>
+      </w:pPr>
+    </w:p>
+    <w:p>
+      <w:pPr>
+        <w:rPr>
+          <w:i/>
+          <w:iCs/>
+        </w:rPr>
+      </w:pPr>
+      <w:r>
+        <w:rPr>
+          <w:i/>
+          <w:iCs/>
+        </w:rPr>
+        <w:t>Technologies utilisées</w:t>
+      </w:r>
+    </w:p>
+    <w:p/>
+    <w:p>
+      <w:proofErr w:type="spellStart"/>
+      <w:r>
+        <w:t>Animejs</w:t>
+      </w:r>
+      <w:proofErr w:type="spellEnd"/>
+      <w:r>
+        <w:t xml:space="preserve"> : l’animation rotations et pulse du papillon </w:t>
+      </w:r>
+    </w:p>
+    <w:p>
+      <w:r>
+        <w:t xml:space="preserve">Bootstrap / </w:t>
+      </w:r>
+      <w:proofErr w:type="spellStart"/>
+      <w:r>
+        <w:t>icons</w:t>
+      </w:r>
+      <w:proofErr w:type="spellEnd"/>
+      <w:r>
+        <w:t> : la mise en page, les boutons et symboles interactifs</w:t>
+      </w:r>
+    </w:p>
+    <w:p>
+      <w:proofErr w:type="spellStart"/>
+      <w:r>
+        <w:t>Chartjs</w:t>
+      </w:r>
+      <w:proofErr w:type="spellEnd"/>
+      <w:r>
+        <w:t xml:space="preserve"> : un graphique en anneau en rapport </w:t>
+      </w:r>
+      <w:r>
+        <w:t>aux points fables de la personne (rap, synchronisation danse, présence caméra et endurance)</w:t>
+      </w:r>
+    </w:p>
+    <w:p>
+      <w:proofErr w:type="spellStart"/>
+      <w:r>
+        <w:t>Maplibre</w:t>
+      </w:r>
+      <w:proofErr w:type="spellEnd"/>
+      <w:r>
+        <w:t> :</w:t>
+      </w:r>
+      <w:r>
+        <w:t xml:space="preserve"> une carte géographique interactive qui a une animation rotationnelle de la place d’où le membre du groupe choisi vient.</w:t>
+      </w:r>
+    </w:p>
+    <w:p>
+      <w:proofErr w:type="spellStart"/>
+      <w:r>
+        <w:t>Tonejs</w:t>
+      </w:r>
+      <w:proofErr w:type="spellEnd"/>
+      <w:r>
+        <w:t> :</w:t>
+      </w:r>
+      <w:r>
+        <w:t xml:space="preserve"> librairie audio de la lecture d’un extrait du solo d’une des membres du groupe </w:t>
+      </w:r>
+    </w:p>
+    <w:p>
+      <w:proofErr w:type="spellStart"/>
+      <w:r>
+        <w:t>Typejs</w:t>
+      </w:r>
+      <w:proofErr w:type="spellEnd"/>
+      <w:r>
+        <w:t> :</w:t>
+      </w:r>
+      <w:r>
+        <w:t xml:space="preserve"> une description du membre ainsi que du groupe avec une animation d’écriture</w:t>
+      </w:r>
+    </w:p>
+    <w:p>
+      <w:proofErr w:type="spellStart"/>
+      <w:r>
+        <w:t>Vfx</w:t>
+      </w:r>
+      <w:proofErr w:type="spellEnd"/>
+      <w:r>
+        <w:t> :</w:t>
+      </w:r>
+      <w:r>
+        <w:t xml:space="preserve"> des effets spécial genre glitch sur des images du membre et du logo du groupe</w:t>
+      </w:r>
+    </w:p>
+    <w:p>
+      <w:proofErr w:type="spellStart"/>
+      <w:r>
+        <w:t>ZDog</w:t>
+      </w:r>
+      <w:proofErr w:type="spellEnd"/>
+      <w:r>
+        <w:t> :</w:t>
+      </w:r>
+      <w:r>
+        <w:t xml:space="preserve"> l’objet 3d d’un œil avec une drôle de rotation, mais toujours interactive</w:t>
+      </w:r>
+    </w:p>
+    <w:p>
+      <w:proofErr w:type="spellStart"/>
+      <w:r>
+        <w:t>Css</w:t>
+      </w:r>
+      <w:proofErr w:type="spellEnd"/>
+      <w:r>
+        <w:t> : l’avatar du membre en question</w:t>
+      </w:r>
+    </w:p>
+    <w:p/>
+    <w:p>
+      <w:r>
+        <w:t>L’interactivité :</w:t>
+      </w:r>
+    </w:p>
+    <w:p/>
+    <w:p>
+      <w:pPr>
+        <w:pStyle w:val="Paragraphedeliste"/>
+        <w:numPr>
+          <w:ilvl w:val="0"/>
+          <w:numId w:val="1"/>
+        </w:numPr>
+      </w:pPr>
+      <w:r>
+        <w:t xml:space="preserve">La sélection du membre, lorsque tu </w:t>
+      </w:r>
+      <w:r>
+        <w:t>clic sur un personnage le changement de portrait se fait.</w:t>
+      </w:r>
+    </w:p>
+    <w:p>
+      <w:pPr>
+        <w:pStyle w:val="Paragraphedeliste"/>
+        <w:numPr>
+          <w:ilvl w:val="0"/>
+          <w:numId w:val="1"/>
+        </w:numPr>
+      </w:pPr>
+      <w:r>
+        <w:t>L’audio, le solo du membre se déclenche pour jouer un extrait musical</w:t>
+      </w:r>
+    </w:p>
+    <w:p>
+      <w:pPr>
+        <w:pStyle w:val="Paragraphedeliste"/>
+        <w:numPr>
+          <w:ilvl w:val="0"/>
+          <w:numId w:val="1"/>
+        </w:numPr>
+      </w:pPr>
+      <w:r>
+        <w:t xml:space="preserve">Des animations visuelles, la rotation de la </w:t>
+      </w:r>
+      <w:proofErr w:type="spellStart"/>
+      <w:r>
+        <w:t>map</w:t>
+      </w:r>
+      <w:proofErr w:type="spellEnd"/>
+      <w:r>
+        <w:t xml:space="preserve"> que l’on peut zoom et dézoomé ainsi que celle de </w:t>
+      </w:r>
+      <w:r>
+        <w:t>l’œil 3</w:t>
+      </w:r>
+      <w:r>
+        <w:t>d que l’on peut quand même bouger.</w:t>
+      </w:r>
+    </w:p>
     <w:sectPr>
       <w:pgSz w:w="12240" w:h="15840"/>
       <w:pgMar w:top="1440" w:right="1800" w:bottom="1440" w:left="1800" w:header="708" w:footer="708" w:gutter="0"/>
@@ -553,6 +1052,126 @@
     </w:sectPr>
   </w:body>
 </w:document>
+</file>
+
+<file path=word/numbering.xml><?xml version="1.0" encoding="utf-8"?>
+<w:numbering xmlns:wpc="http://schemas.microsoft.com/office/word/2010/wordprocessingCanvas" xmlns:cx="http://schemas.microsoft.com/office/drawing/2014/chartex" xmlns:cx1="http://schemas.microsoft.com/office/drawing/2015/9/8/chartex" xmlns:cx2="http://schemas.microsoft.com/office/drawing/2015/10/21/chartex" xmlns:cx3="http://schemas.microsoft.com/office/drawing/2016/5/9/chartex" xmlns:cx4="http://schemas.microsoft.com/office/drawing/2016/5/10/chartex" xmlns:cx5="http://schemas.microsoft.com/office/drawing/2016/5/11/chartex" xmlns:cx6="http://schemas.microsoft.com/office/drawing/2016/5/12/chartex" xmlns:cx7="http://schemas.microsoft.com/office/drawing/2016/5/13/chartex" xmlns:cx8="http://schemas.microsoft.com/office/drawing/2016/5/14/chartex" xmlns:mc="http://schemas.openxmlformats.org/markup-compatibility/2006" xmlns:aink="http://schemas.microsoft.com/office/drawing/2016/ink" xmlns:am3d="http://schemas.microsoft.com/office/drawing/2017/model3d" xmlns:o="urn:schemas-microsoft-com:office:office" xmlns:oel="http://schemas.microsoft.com/office/2019/extlst" xmlns:r="http://schemas.openxmlformats.org/officeDocument/2006/relationships" xmlns:m="http://schemas.openxmlformats.org/officeDocument/2006/math" xmlns:v="urn:schemas-microsoft-com:vml" xmlns:wp14="http://schemas.microsoft.com/office/word/2010/wordprocessingDrawing" xmlns:wp="http://schemas.openxmlformats.org/drawingml/2006/wordprocessingDrawing" xmlns:w10="urn:schemas-microsoft-com:office:word" xmlns:w="http://schemas.openxmlformats.org/wordprocessingml/2006/main" xmlns:w14="http://schemas.microsoft.com/office/word/2010/wordml" xmlns:w15="http://schemas.microsoft.com/office/word/2012/wordml" xmlns:w16cex="http://schemas.microsoft.com/office/word/2018/wordml/cex" xmlns:w16cid="http://schemas.microsoft.com/office/word/2016/wordml/cid" xmlns:w16="http://schemas.microsoft.com/office/word/2018/wordml" xmlns:w16du="http://schemas.microsoft.com/office/word/2023/wordml/word16du" xmlns:w16sdtdh="http://schemas.microsoft.com/office/word/2020/wordml/sdtdatahash" xmlns:w16sdtfl="http://schemas.microsoft.com/office/word/2024/wordml/sdtformatlock" xmlns:w16se="http://schemas.microsoft.com/office/word/2015/wordml/symex" xmlns:wpg="http://schemas.microsoft.com/office/word/2010/wordprocessingGroup" xmlns:wpi="http://schemas.microsoft.com/office/word/2010/wordprocessingInk" xmlns:wne="http://schemas.microsoft.com/office/word/2006/wordml" xmlns:wps="http://schemas.microsoft.com/office/word/2010/wordprocessingShape" mc:Ignorable="w14 w15 w16se w16cid w16 w16cex w16sdtdh w16sdtfl w16du wp14">
+  <w:abstractNum w:abstractNumId="0" w15:restartNumberingAfterBreak="0">
+    <w:nsid w:val="056A5A2E"/>
+    <w:multiLevelType w:val="hybridMultilevel"/>
+    <w:tmpl w:val="87CE611C"/>
+    <w:lvl w:ilvl="0" w:tplc="4DC4BFCC">
+      <w:numFmt w:val="bullet"/>
+      <w:lvlText w:val="-"/>
+      <w:lvlJc w:val="left"/>
+      <w:pPr>
+        <w:ind w:left="720" w:hanging="360"/>
+      </w:pPr>
+      <w:rPr>
+        <w:rFonts w:ascii="Calibri" w:eastAsiaTheme="minorHAnsi" w:hAnsi="Calibri" w:cs="Calibri" w:hint="default"/>
+      </w:rPr>
+    </w:lvl>
+    <w:lvl w:ilvl="1" w:tplc="0C0C0003" w:tentative="1">
+      <w:start w:val="1"/>
+      <w:numFmt w:val="bullet"/>
+      <w:lvlText w:val="o"/>
+      <w:lvlJc w:val="left"/>
+      <w:pPr>
+        <w:ind w:left="1440" w:hanging="360"/>
+      </w:pPr>
+      <w:rPr>
+        <w:rFonts w:ascii="Courier New" w:hAnsi="Courier New" w:cs="Courier New" w:hint="default"/>
+      </w:rPr>
+    </w:lvl>
+    <w:lvl w:ilvl="2" w:tplc="0C0C0005" w:tentative="1">
+      <w:start w:val="1"/>
+      <w:numFmt w:val="bullet"/>
+      <w:lvlText w:val=""/>
+      <w:lvlJc w:val="left"/>
+      <w:pPr>
+        <w:ind w:left="2160" w:hanging="360"/>
+      </w:pPr>
+      <w:rPr>
+        <w:rFonts w:ascii="Wingdings" w:hAnsi="Wingdings" w:hint="default"/>
+      </w:rPr>
+    </w:lvl>
+    <w:lvl w:ilvl="3" w:tplc="0C0C0001" w:tentative="1">
+      <w:start w:val="1"/>
+      <w:numFmt w:val="bullet"/>
+      <w:lvlText w:val=""/>
+      <w:lvlJc w:val="left"/>
+      <w:pPr>
+        <w:ind w:left="2880" w:hanging="360"/>
+      </w:pPr>
+      <w:rPr>
+        <w:rFonts w:ascii="Symbol" w:hAnsi="Symbol" w:hint="default"/>
+      </w:rPr>
+    </w:lvl>
+    <w:lvl w:ilvl="4" w:tplc="0C0C0003" w:tentative="1">
+      <w:start w:val="1"/>
+      <w:numFmt w:val="bullet"/>
+      <w:lvlText w:val="o"/>
+      <w:lvlJc w:val="left"/>
+      <w:pPr>
+        <w:ind w:left="3600" w:hanging="360"/>
+      </w:pPr>
+      <w:rPr>
+        <w:rFonts w:ascii="Courier New" w:hAnsi="Courier New" w:cs="Courier New" w:hint="default"/>
+      </w:rPr>
+    </w:lvl>
+    <w:lvl w:ilvl="5" w:tplc="0C0C0005" w:tentative="1">
+      <w:start w:val="1"/>
+      <w:numFmt w:val="bullet"/>
+      <w:lvlText w:val=""/>
+      <w:lvlJc w:val="left"/>
+      <w:pPr>
+        <w:ind w:left="4320" w:hanging="360"/>
+      </w:pPr>
+      <w:rPr>
+        <w:rFonts w:ascii="Wingdings" w:hAnsi="Wingdings" w:hint="default"/>
+      </w:rPr>
+    </w:lvl>
+    <w:lvl w:ilvl="6" w:tplc="0C0C0001" w:tentative="1">
+      <w:start w:val="1"/>
+      <w:numFmt w:val="bullet"/>
+      <w:lvlText w:val=""/>
+      <w:lvlJc w:val="left"/>
+      <w:pPr>
+        <w:ind w:left="5040" w:hanging="360"/>
+      </w:pPr>
+      <w:rPr>
+        <w:rFonts w:ascii="Symbol" w:hAnsi="Symbol" w:hint="default"/>
+      </w:rPr>
+    </w:lvl>
+    <w:lvl w:ilvl="7" w:tplc="0C0C0003" w:tentative="1">
+      <w:start w:val="1"/>
+      <w:numFmt w:val="bullet"/>
+      <w:lvlText w:val="o"/>
+      <w:lvlJc w:val="left"/>
+      <w:pPr>
+        <w:ind w:left="5760" w:hanging="360"/>
+      </w:pPr>
+      <w:rPr>
+        <w:rFonts w:ascii="Courier New" w:hAnsi="Courier New" w:cs="Courier New" w:hint="default"/>
+      </w:rPr>
+    </w:lvl>
+    <w:lvl w:ilvl="8" w:tplc="0C0C0005" w:tentative="1">
+      <w:start w:val="1"/>
+      <w:numFmt w:val="bullet"/>
+      <w:lvlText w:val=""/>
+      <w:lvlJc w:val="left"/>
+      <w:pPr>
+        <w:ind w:left="6480" w:hanging="360"/>
+      </w:pPr>
+      <w:rPr>
+        <w:rFonts w:ascii="Wingdings" w:hAnsi="Wingdings" w:hint="default"/>
+      </w:rPr>
+    </w:lvl>
+  </w:abstractNum>
+  <w:num w:numId="1" w16cid:durableId="934047301">
+    <w:abstractNumId w:val="0"/>
+  </w:num>
+</w:numbering>
 </file>
 
 <file path=word/styles.xml><?xml version="1.0" encoding="utf-8"?>
